--- a/todo10_8/heading_corpus_95_word/05_bien_ban_hop/074_FORTIS_GC_Minutes_Nov27_2024.docx
+++ b/todo10_8/heading_corpus_95_word/05_bien_ban_hop/074_FORTIS_GC_Minutes_Nov27_2024.docx
@@ -3,119 +3,871 @@
 <w:document xmlns:wpc="http://schemas.microsoft.com/office/word/2010/wordprocessingCanvas" xmlns:mo="http://schemas.microsoft.com/office/mac/office/2008/main" xmlns:mc="http://schemas.openxmlformats.org/markup-compatibility/2006" xmlns:mv="urn:schemas-microsoft-com:mac:vml" xmlns:o="urn:schemas-microsoft-com:office:office" xmlns:r="http://schemas.openxmlformats.org/officeDocument/2006/relationships" xmlns:m="http://schemas.openxmlformats.org/officeDocument/2006/math" xmlns:v="urn:schemas-microsoft-com:vml" xmlns:wp14="http://schemas.microsoft.com/office/word/2010/wordprocessingDrawing" xmlns:wp="http://schemas.openxmlformats.org/drawingml/2006/wordprocessingDrawing" xmlns:w10="urn:schemas-microsoft-com:office:word" xmlns:w="http://schemas.openxmlformats.org/wordprocessingml/2006/main" xmlns:w14="http://schemas.microsoft.com/office/word/2010/wordml" xmlns:wpg="http://schemas.microsoft.com/office/word/2010/wordprocessingGroup" xmlns:wpi="http://schemas.microsoft.com/office/word/2010/wordprocessingInk" xmlns:wne="http://schemas.microsoft.com/office/word/2006/wordml" xmlns:wps="http://schemas.microsoft.com/office/word/2010/wordprocessingShape" mc:Ignorable="w14 wp14">
   <w:body>
     <w:p>
+      <w:pPr>
+        <w:autoSpaceDN w:val="0"/>
+        <w:autoSpaceDE w:val="0"/>
+        <w:widowControl/>
+        <w:spacing w:line="220" w:lineRule="exact" w:before="0" w:after="506"/>
+        <w:ind w:left="0" w:right="0"/>
+      </w:pPr>
+    </w:p>
+    <w:p>
+      <w:pPr>
+        <w:autoSpaceDN w:val="0"/>
+        <w:autoSpaceDE w:val="0"/>
+        <w:widowControl/>
+        <w:spacing w:line="250" w:lineRule="auto" w:before="0" w:after="0"/>
+        <w:ind w:left="144" w:right="288" w:firstLine="0"/>
+        <w:jc w:val="center"/>
+      </w:pPr>
       <w:r>
         <w:rPr>
-          <w:rFonts w:ascii="Arial" w:hAnsi="Arial"/>
+          <w:rFonts w:ascii="Times New Roman" w:hAnsi="Times New Roman" w:eastAsia="Times New Roman"/>
           <w:b/>
+          <w:i w:val="0"/>
+          <w:color w:val="000000"/>
           <w:sz w:val="24"/>
         </w:rPr>
-        <w:t>074_FORTIS_GC_Minutes_Nov27_2024.pdf</w:t>
+        <w:t xml:space="preserve">Minutes from November 27, 2024 Meeting </w:t>
+      </w:r>
+      <w:r>
+        <w:br/>
+      </w:r>
+      <w:r>
+        <w:rPr>
+          <w:rFonts w:ascii="Times New Roman" w:hAnsi="Times New Roman" w:eastAsia="Times New Roman"/>
+          <w:b/>
+          <w:i w:val="0"/>
+          <w:color w:val="000000"/>
+          <w:sz w:val="24"/>
+        </w:rPr>
+        <w:t>Governing Committee (GC) of the</w:t>
+      </w:r>
+      <w:r>
+        <w:rPr>
+          <w:rFonts w:ascii="Times New Roman" w:hAnsi="Times New Roman" w:eastAsia="Times New Roman"/>
+          <w:b/>
+          <w:i w:val="0"/>
+          <w:color w:val="000000"/>
+          <w:sz w:val="24"/>
+        </w:rPr>
+        <w:t xml:space="preserve">Facilitation of Resources to Invest in Strengthening </w:t>
+      </w:r>
+      <w:r>
+        <w:rPr>
+          <w:rFonts w:ascii="Times New Roman" w:hAnsi="Times New Roman" w:eastAsia="Times New Roman"/>
+          <w:b/>
+          <w:i w:val="0"/>
+          <w:color w:val="000000"/>
+          <w:sz w:val="24"/>
+        </w:rPr>
+        <w:t xml:space="preserve">Ukraine Financial Intermediary Fund (F.O.R.T.I.S. Ukraine FIF) </w:t>
       </w:r>
     </w:p>
     <w:p>
-      <w:r>
-        <w:rPr>
-          <w:rFonts w:ascii="Arial" w:hAnsi="Arial"/>
-          <w:i/>
-          <w:sz w:val="16"/>
-        </w:rPr>
-        <w:t>Converted to DOCX from PDF text-layout extraction. Source path: 05_bien_ban_hop/074_FORTIS_GC_Minutes_Nov27_2024.pdf</w:t>
-      </w:r>
-    </w:p>
-    <w:p/>
-    <w:p>
       <w:pPr>
-        <w:spacing w:after="0" w:line="240" w:lineRule="auto"/>
+        <w:autoSpaceDN w:val="0"/>
+        <w:autoSpaceDE w:val="0"/>
+        <w:widowControl/>
+        <w:spacing w:line="298" w:lineRule="exact" w:before="458" w:after="0"/>
+        <w:ind w:left="0" w:right="0" w:firstLine="0"/>
+        <w:jc w:val="left"/>
       </w:pPr>
       <w:r>
         <w:rPr>
-          <w:rFonts w:ascii="Courier New" w:hAnsi="Courier New" w:eastAsia="Courier New"/>
-          <w:sz w:val="15"/>
+          <w:rFonts w:ascii="Times New Roman" w:hAnsi="Times New Roman" w:eastAsia="Times New Roman"/>
+          <w:b/>
+          <w:i w:val="0"/>
+          <w:color w:val="000000"/>
+          <w:sz w:val="24"/>
         </w:rPr>
-        <w:t xml:space="preserve">                     Minutes from November 27, 2024 Meeting</w:t>
+        <w:t xml:space="preserve">Opening: </w:t>
+      </w:r>
+      <w:r>
         <w:br/>
-        <w:t xml:space="preserve">  Governing Committee (GC) of the Facilitation of Resources to Invest in Strengthening</w:t>
-        <w:br/>
-        <w:t xml:space="preserve">           Ukraine Financial Intermediary Fund (F.O.R.T.I.S. Ukraine FIF)</w:t>
-        <w:br/>
-        <w:br/>
-        <w:br/>
-        <w:t>Opening:</w:t>
-        <w:br/>
-        <w:t>The meeting was called to order at 7:00 am EST by Linda Van Gelder, acting as Chair, with</w:t>
-        <w:br/>
-        <w:t>participants joining remotely.</w:t>
-        <w:br/>
-        <w:t>Present:</w:t>
-        <w:br/>
-        <w:t>Governing Committee: Philippe Hall (Canada); Masaya Hatoma, Shinichiro Kurasawa (Japan);</w:t>
-        <w:br/>
-        <w:t>Olga Zykova, Yuri Butsa (Ukraine); Brian McCauley, (United States).</w:t>
-        <w:br/>
-        <w:t>Interim-Secretariat: Linda Van Gelder, Carolina Sanchez Paramo, Anthony Gaeta</w:t>
-        <w:br/>
-        <w:t>Trustee: Traci Phillips, Ashish Makkar</w:t>
-        <w:br/>
-        <w:t>World Bank Legal: Duncan Kiara, Maria Lourdes Pardo, Andrew Giddings</w:t>
-        <w:br/>
-        <w:br/>
-        <w:br/>
-        <w:t>On November 27, 2024, the F.O.R.T.I.S. Ukraine FIF Governing Committee met to seek resolution</w:t>
-        <w:br/>
-        <w:t>on the areas identified as not provisionally approved during the First Governing Committee</w:t>
-        <w:br/>
-        <w:t>Meeting on November 21, 2024, related to Governance/Voting Rights.</w:t>
-        <w:br/>
-        <w:t>Governance/Voting Rights. The Governing Committee discussed and agreed in principle to</w:t>
-        <w:br/>
-        <w:t>language intended to seek resolution of the governance issues in a manner consistent with the</w:t>
-        <w:br/>
-        <w:t>fundamental principles of creating a FIF which is open to all World Bank members, treats them</w:t>
-        <w:br/>
-        <w:t>equitably, and is consistent with the multilateral approach to FIFs and development finance, while</w:t>
-        <w:br/>
-        <w:t>still meeting the needs of the original contributors to the F.O.R.T.I.S Ukraine FIF. The Meeting</w:t>
-        <w:br/>
-        <w:t>agreed that the Interim Secretariat would modify the relevant language in the Operations Manual</w:t>
-        <w:br/>
-        <w:t>and reflect the changes in the Governance Framework. With this agreement, the GC provisionally</w:t>
-        <w:br/>
-        <w:t>approved the full set of documents to establish the F.O.R.T.I.S. Ukraine FIF.</w:t>
-        <w:br/>
-        <w:t>It was agreed that all Voting Members would have until opening of business Monday December 2</w:t>
-        <w:br/>
-        <w:t>(EST) to confirm their agreement, including the approach taken to finalizing editorial suggestions,</w:t>
-        <w:br/>
-        <w:t>after which the documents would be final.</w:t>
-        <w:br/>
-        <w:br/>
-        <w:br/>
-        <w:t>Subsequent Note: On or before December 2, 2024, representatives of all three Voting Members</w:t>
-        <w:br/>
-        <w:t>provided their agreement to the pre-final versions of the documents circulated by the Secretariat</w:t>
-        <w:br/>
-        <w:t>on November 21, 2024. Hence, the Standard Provisions to the Contribution</w:t>
-        <w:br/>
-        <w:t>Agreement/Arrangement, Financial Procedures Agreement Template, Governance Framework,</w:t>
-        <w:br/>
-        <w:t>Operations Manual, and Funding Request Template are finalized and adopted by the Governing</w:t>
-        <w:br/>
-        <w:t>Committee as of December 2, 2024.</w:t>
-        <w:br/>
-        <w:t>For the Funding Request Template, language will be proposed by Ukraine on the process for</w:t>
-        <w:br/>
-        <w:t>endorsing proposals and will be inserted accordingly after the Voting Members are informed.</w:t>
+      </w:r>
+      <w:r>
+        <w:rPr>
+          <w:rFonts w:ascii="TimesNewRomanPSMT" w:hAnsi="TimesNewRomanPSMT" w:eastAsia="TimesNewRomanPSMT"/>
+          <w:b w:val="0"/>
+          <w:i w:val="0"/>
+          <w:color w:val="000000"/>
+          <w:sz w:val="24"/>
+        </w:rPr>
+        <w:t xml:space="preserve">The meeting was called to order at 7:00 am EST by Linda Van Gelder, acting as Chair, with </w:t>
+      </w:r>
+      <w:r>
+        <w:rPr>
+          <w:rFonts w:ascii="TimesNewRomanPSMT" w:hAnsi="TimesNewRomanPSMT" w:eastAsia="TimesNewRomanPSMT"/>
+          <w:b w:val="0"/>
+          <w:i w:val="0"/>
+          <w:color w:val="000000"/>
+          <w:sz w:val="24"/>
+        </w:rPr>
+        <w:t xml:space="preserve">participants joining remotely. </w:t>
       </w:r>
     </w:p>
     <w:p>
+      <w:pPr>
+        <w:autoSpaceDN w:val="0"/>
+        <w:autoSpaceDE w:val="0"/>
+        <w:widowControl/>
+        <w:spacing w:line="230" w:lineRule="auto" w:before="192" w:after="0"/>
+        <w:ind w:left="0" w:right="0" w:firstLine="0"/>
+        <w:jc w:val="left"/>
+      </w:pPr>
       <w:r>
-        <w:br w:type="page"/>
+        <w:rPr>
+          <w:rFonts w:ascii="Times New Roman" w:hAnsi="Times New Roman" w:eastAsia="Times New Roman"/>
+          <w:b/>
+          <w:i w:val="0"/>
+          <w:color w:val="000000"/>
+          <w:sz w:val="24"/>
+        </w:rPr>
+        <w:t xml:space="preserve">Present: </w:t>
+      </w:r>
+    </w:p>
+    <w:p>
+      <w:pPr>
+        <w:autoSpaceDN w:val="0"/>
+        <w:autoSpaceDE w:val="0"/>
+        <w:widowControl/>
+        <w:spacing w:line="296" w:lineRule="exact" w:before="164" w:after="0"/>
+        <w:ind w:left="0" w:right="0" w:firstLine="0"/>
+        <w:jc w:val="left"/>
+      </w:pPr>
+      <w:r>
+        <w:rPr>
+          <w:rFonts w:ascii="TimesNewRomanPSMT" w:hAnsi="TimesNewRomanPSMT" w:eastAsia="TimesNewRomanPSMT"/>
+          <w:b w:val="0"/>
+          <w:i w:val="0"/>
+          <w:color w:val="000000"/>
+          <w:sz w:val="24"/>
+        </w:rPr>
+        <w:t xml:space="preserve">Governing Committee: Philippe Hall (Canada); Masaya Hatoma, Shinichiro Kurasawa (Japan); </w:t>
+      </w:r>
+      <w:r>
+        <w:rPr>
+          <w:rFonts w:ascii="TimesNewRomanPSMT" w:hAnsi="TimesNewRomanPSMT" w:eastAsia="TimesNewRomanPSMT"/>
+          <w:b w:val="0"/>
+          <w:i w:val="0"/>
+          <w:color w:val="000000"/>
+          <w:sz w:val="24"/>
+        </w:rPr>
+        <w:t xml:space="preserve">Olga Zykova, Yuri Butsa (Ukraine); Brian McCauley, (United States). </w:t>
+      </w:r>
+    </w:p>
+    <w:p>
+      <w:pPr>
+        <w:autoSpaceDN w:val="0"/>
+        <w:autoSpaceDE w:val="0"/>
+        <w:widowControl/>
+        <w:spacing w:line="266" w:lineRule="exact" w:before="194" w:after="0"/>
+        <w:ind w:left="0" w:right="0" w:firstLine="0"/>
+        <w:jc w:val="left"/>
+      </w:pPr>
+      <w:r>
+        <w:rPr>
+          <w:rFonts w:ascii="TimesNewRomanPSMT" w:hAnsi="TimesNewRomanPSMT" w:eastAsia="TimesNewRomanPSMT"/>
+          <w:b w:val="0"/>
+          <w:i w:val="0"/>
+          <w:color w:val="000000"/>
+          <w:sz w:val="24"/>
+        </w:rPr>
+        <w:t xml:space="preserve">Interim-Secretariat: Linda Van Gelder, Carolina Sanchez Paramo, Anthony Gaeta </w:t>
+      </w:r>
+    </w:p>
+    <w:p>
+      <w:pPr>
+        <w:autoSpaceDN w:val="0"/>
+        <w:autoSpaceDE w:val="0"/>
+        <w:widowControl/>
+        <w:spacing w:line="266" w:lineRule="exact" w:before="190" w:after="0"/>
+        <w:ind w:left="0" w:right="0" w:firstLine="0"/>
+        <w:jc w:val="left"/>
+      </w:pPr>
+      <w:r>
+        <w:rPr>
+          <w:rFonts w:ascii="TimesNewRomanPSMT" w:hAnsi="TimesNewRomanPSMT" w:eastAsia="TimesNewRomanPSMT"/>
+          <w:b w:val="0"/>
+          <w:i w:val="0"/>
+          <w:color w:val="000000"/>
+          <w:sz w:val="24"/>
+        </w:rPr>
+        <w:t xml:space="preserve">Trustee: Traci Phillips, Ashish Makkar </w:t>
+      </w:r>
+    </w:p>
+    <w:p>
+      <w:pPr>
+        <w:autoSpaceDN w:val="0"/>
+        <w:autoSpaceDE w:val="0"/>
+        <w:widowControl/>
+        <w:spacing w:line="266" w:lineRule="exact" w:before="192" w:after="0"/>
+        <w:ind w:left="0" w:right="0" w:firstLine="0"/>
+        <w:jc w:val="left"/>
+      </w:pPr>
+      <w:r>
+        <w:rPr>
+          <w:rFonts w:ascii="TimesNewRomanPSMT" w:hAnsi="TimesNewRomanPSMT" w:eastAsia="TimesNewRomanPSMT"/>
+          <w:b w:val="0"/>
+          <w:i w:val="0"/>
+          <w:color w:val="000000"/>
+          <w:sz w:val="24"/>
+        </w:rPr>
+        <w:t>World Bank Legal: Duncan Kiara, Maria Lourdes Pardo, Andrew Giddings</w:t>
+      </w:r>
+    </w:p>
+    <w:p>
+      <w:pPr>
+        <w:autoSpaceDN w:val="0"/>
+        <w:autoSpaceDE w:val="0"/>
+        <w:widowControl/>
+        <w:spacing w:line="298" w:lineRule="exact" w:before="458" w:after="0"/>
+        <w:ind w:left="0" w:right="22" w:firstLine="0"/>
+        <w:jc w:val="both"/>
+      </w:pPr>
+      <w:r>
+        <w:rPr>
+          <w:rFonts w:ascii="TimesNewRomanPSMT" w:hAnsi="TimesNewRomanPSMT" w:eastAsia="TimesNewRomanPSMT"/>
+          <w:b w:val="0"/>
+          <w:i w:val="0"/>
+          <w:color w:val="000000"/>
+          <w:sz w:val="24"/>
+        </w:rPr>
+        <w:t xml:space="preserve">On November 27, 2024, the F.O.R.T.I.S. Ukraine FIF Governing Committee met to seek resolution </w:t>
+      </w:r>
+      <w:r>
+        <w:rPr>
+          <w:rFonts w:ascii="TimesNewRomanPSMT" w:hAnsi="TimesNewRomanPSMT" w:eastAsia="TimesNewRomanPSMT"/>
+          <w:b w:val="0"/>
+          <w:i w:val="0"/>
+          <w:color w:val="000000"/>
+          <w:sz w:val="24"/>
+        </w:rPr>
+        <w:t xml:space="preserve">on the areas identified as not provisionally approved during the First Governing Committee </w:t>
+      </w:r>
+      <w:r>
+        <w:rPr>
+          <w:rFonts w:ascii="TimesNewRomanPSMT" w:hAnsi="TimesNewRomanPSMT" w:eastAsia="TimesNewRomanPSMT"/>
+          <w:b w:val="0"/>
+          <w:i w:val="0"/>
+          <w:color w:val="000000"/>
+          <w:sz w:val="24"/>
+        </w:rPr>
+        <w:t xml:space="preserve">Meeting on November 21, 2024, related to Governance/Voting Rights. </w:t>
+      </w:r>
+    </w:p>
+    <w:p>
+      <w:pPr>
+        <w:autoSpaceDN w:val="0"/>
+        <w:autoSpaceDE w:val="0"/>
+        <w:widowControl/>
+        <w:spacing w:line="298" w:lineRule="exact" w:before="160" w:after="0"/>
+        <w:ind w:left="0" w:right="20" w:firstLine="0"/>
+        <w:jc w:val="both"/>
+      </w:pPr>
+      <w:r>
+        <w:rPr>
+          <w:rFonts w:ascii="Times New Roman" w:hAnsi="Times New Roman" w:eastAsia="Times New Roman"/>
+          <w:b/>
+          <w:i w:val="0"/>
+          <w:color w:val="000000"/>
+          <w:sz w:val="24"/>
+        </w:rPr>
+        <w:t xml:space="preserve">Governance/Voting Rights. </w:t>
+      </w:r>
+      <w:r>
+        <w:rPr>
+          <w:rFonts w:ascii="TimesNewRomanPSMT" w:hAnsi="TimesNewRomanPSMT" w:eastAsia="TimesNewRomanPSMT"/>
+          <w:b w:val="0"/>
+          <w:i w:val="0"/>
+          <w:color w:val="000000"/>
+          <w:sz w:val="24"/>
+        </w:rPr>
+        <w:t xml:space="preserve">The Governing Committee discussed and agreed in principle to </w:t>
+      </w:r>
+      <w:r>
+        <w:rPr>
+          <w:rFonts w:ascii="TimesNewRomanPSMT" w:hAnsi="TimesNewRomanPSMT" w:eastAsia="TimesNewRomanPSMT"/>
+          <w:b w:val="0"/>
+          <w:i w:val="0"/>
+          <w:color w:val="000000"/>
+          <w:sz w:val="24"/>
+        </w:rPr>
+        <w:t xml:space="preserve">language intended to seek resolution of the governance issues in a manner consistent with the </w:t>
+      </w:r>
+      <w:r>
+        <w:rPr>
+          <w:rFonts w:ascii="TimesNewRomanPSMT" w:hAnsi="TimesNewRomanPSMT" w:eastAsia="TimesNewRomanPSMT"/>
+          <w:b w:val="0"/>
+          <w:i w:val="0"/>
+          <w:color w:val="000000"/>
+          <w:sz w:val="24"/>
+        </w:rPr>
+        <w:t xml:space="preserve">fundamental principles of creating a FIF which is open to all World Bank members, treats them </w:t>
+      </w:r>
+      <w:r>
+        <w:rPr>
+          <w:rFonts w:ascii="TimesNewRomanPSMT" w:hAnsi="TimesNewRomanPSMT" w:eastAsia="TimesNewRomanPSMT"/>
+          <w:b w:val="0"/>
+          <w:i w:val="0"/>
+          <w:color w:val="000000"/>
+          <w:sz w:val="24"/>
+        </w:rPr>
+        <w:t xml:space="preserve">equitably, and is consistent with the multilateral approach to FIFs and development finance, while </w:t>
+      </w:r>
+      <w:r>
+        <w:rPr>
+          <w:rFonts w:ascii="TimesNewRomanPSMT" w:hAnsi="TimesNewRomanPSMT" w:eastAsia="TimesNewRomanPSMT"/>
+          <w:b w:val="0"/>
+          <w:i w:val="0"/>
+          <w:color w:val="000000"/>
+          <w:sz w:val="24"/>
+        </w:rPr>
+        <w:t xml:space="preserve">still meeting the needs of the original contributors to the F.O.R.T.I.S Ukraine FIF. The Meeting </w:t>
+      </w:r>
+      <w:r>
+        <w:rPr>
+          <w:rFonts w:ascii="TimesNewRomanPSMT" w:hAnsi="TimesNewRomanPSMT" w:eastAsia="TimesNewRomanPSMT"/>
+          <w:b w:val="0"/>
+          <w:i w:val="0"/>
+          <w:color w:val="000000"/>
+          <w:sz w:val="24"/>
+        </w:rPr>
+        <w:t xml:space="preserve">agreed that the Interim Secretariat would modify the relevant language in the Operations Manual </w:t>
+      </w:r>
+      <w:r>
+        <w:rPr>
+          <w:rFonts w:ascii="TimesNewRomanPSMT" w:hAnsi="TimesNewRomanPSMT" w:eastAsia="TimesNewRomanPSMT"/>
+          <w:b w:val="0"/>
+          <w:i w:val="0"/>
+          <w:color w:val="000000"/>
+          <w:sz w:val="24"/>
+        </w:rPr>
+        <w:t xml:space="preserve">and reflect the changes in the Governance Framework. With this agreement, the GC provisionally </w:t>
+      </w:r>
+      <w:r>
+        <w:rPr>
+          <w:rFonts w:ascii="TimesNewRomanPSMT" w:hAnsi="TimesNewRomanPSMT" w:eastAsia="TimesNewRomanPSMT"/>
+          <w:b w:val="0"/>
+          <w:i w:val="0"/>
+          <w:color w:val="000000"/>
+          <w:sz w:val="24"/>
+        </w:rPr>
+        <w:t xml:space="preserve">approved the full set of documents to establish the F.O.R.T.I.S. Ukraine FIF. </w:t>
+      </w:r>
+    </w:p>
+    <w:p>
+      <w:pPr>
+        <w:autoSpaceDN w:val="0"/>
+        <w:autoSpaceDE w:val="0"/>
+        <w:widowControl/>
+        <w:spacing w:line="298" w:lineRule="exact" w:before="158" w:after="0"/>
+        <w:ind w:left="0" w:right="22" w:firstLine="0"/>
+        <w:jc w:val="both"/>
+      </w:pPr>
+      <w:r>
+        <w:rPr>
+          <w:rFonts w:ascii="TimesNewRomanPSMT" w:hAnsi="TimesNewRomanPSMT" w:eastAsia="TimesNewRomanPSMT"/>
+          <w:b w:val="0"/>
+          <w:i w:val="0"/>
+          <w:color w:val="000000"/>
+          <w:sz w:val="24"/>
+        </w:rPr>
+        <w:t xml:space="preserve">It was agreed that all Voting Members would have until opening of business Monday December 2 </w:t>
+      </w:r>
+      <w:r>
+        <w:rPr>
+          <w:rFonts w:ascii="TimesNewRomanPSMT" w:hAnsi="TimesNewRomanPSMT" w:eastAsia="TimesNewRomanPSMT"/>
+          <w:b w:val="0"/>
+          <w:i w:val="0"/>
+          <w:color w:val="000000"/>
+          <w:sz w:val="24"/>
+        </w:rPr>
+        <w:t xml:space="preserve">(EST) to confirm their agreement, including the approach taken to finalizing editorial suggestions, </w:t>
+      </w:r>
+      <w:r>
+        <w:rPr>
+          <w:rFonts w:ascii="TimesNewRomanPSMT" w:hAnsi="TimesNewRomanPSMT" w:eastAsia="TimesNewRomanPSMT"/>
+          <w:b w:val="0"/>
+          <w:i w:val="0"/>
+          <w:color w:val="000000"/>
+          <w:sz w:val="24"/>
+        </w:rPr>
+        <w:t xml:space="preserve">after which the documents would be final. </w:t>
+      </w:r>
+    </w:p>
+    <w:p>
+      <w:pPr>
+        <w:autoSpaceDN w:val="0"/>
+        <w:autoSpaceDE w:val="0"/>
+        <w:widowControl/>
+        <w:spacing w:line="298" w:lineRule="exact" w:before="616" w:after="16"/>
+        <w:ind w:left="0" w:right="0" w:firstLine="0"/>
+        <w:jc w:val="center"/>
+      </w:pPr>
+      <w:r>
+        <w:rPr>
+          <w:rFonts w:ascii="Times New Roman" w:hAnsi="Times New Roman" w:eastAsia="Times New Roman"/>
+          <w:b/>
+          <w:i w:val="0"/>
+          <w:color w:val="000000"/>
+          <w:sz w:val="24"/>
+          <w:u w:val="single"/>
+        </w:rPr>
+        <w:t>Subsequent Note:</w:t>
+      </w:r>
+      <w:r>
+        <w:rPr>
+          <w:rFonts w:ascii="TimesNewRomanPSMT" w:hAnsi="TimesNewRomanPSMT" w:eastAsia="TimesNewRomanPSMT"/>
+          <w:b w:val="0"/>
+          <w:i w:val="0"/>
+          <w:color w:val="000000"/>
+          <w:sz w:val="24"/>
+        </w:rPr>
+        <w:t xml:space="preserve"> On or before December 2, 2024, representatives of all three Voting Members </w:t>
+      </w:r>
+      <w:r>
+        <w:rPr>
+          <w:rFonts w:ascii="TimesNewRomanPSMT" w:hAnsi="TimesNewRomanPSMT" w:eastAsia="TimesNewRomanPSMT"/>
+          <w:b w:val="0"/>
+          <w:i w:val="0"/>
+          <w:color w:val="000000"/>
+          <w:sz w:val="24"/>
+        </w:rPr>
+        <w:t xml:space="preserve">provided their agreement to the pre-final versions of the documents circulated by the Secretariat </w:t>
+      </w:r>
+    </w:p>
+    <w:tbl>
+      <w:tblPr>
+        <w:tblW w:type="auto" w:w="0"/>
+        <w:tblLayout w:type="fixed"/>
+        <w:tblLook w:firstColumn="1" w:firstRow="1" w:lastColumn="0" w:lastRow="0" w:noHBand="0" w:noVBand="1" w:val="04A0"/>
+        <w:tblInd w:w="0.0" w:type="dxa"/>
+      </w:tblPr>
+      <w:tblGrid>
+        <w:gridCol w:w="858"/>
+        <w:gridCol w:w="858"/>
+        <w:gridCol w:w="858"/>
+        <w:gridCol w:w="858"/>
+        <w:gridCol w:w="858"/>
+        <w:gridCol w:w="858"/>
+        <w:gridCol w:w="858"/>
+        <w:gridCol w:w="858"/>
+        <w:gridCol w:w="858"/>
+        <w:gridCol w:w="858"/>
+        <w:gridCol w:w="858"/>
+      </w:tblGrid>
+      <w:tr>
+        <w:trPr>
+          <w:trHeight w:hRule="exact" w:val="296"/>
+        </w:trPr>
+        <w:tc>
+          <w:tcPr>
+            <w:tcW w:type="dxa" w:w="400"/>
+            <w:tcBorders/>
+            <w:tcMar>
+              <w:start w:w="0" w:type="dxa"/>
+              <w:end w:w="0" w:type="dxa"/>
+            </w:tcMar>
+          </w:tcPr>
+          <w:p>
+            <w:pPr>
+              <w:autoSpaceDN w:val="0"/>
+              <w:autoSpaceDE w:val="0"/>
+              <w:widowControl/>
+              <w:spacing w:line="266" w:lineRule="exact" w:before="16" w:after="0"/>
+              <w:ind w:left="0" w:right="0" w:firstLine="0"/>
+              <w:jc w:val="left"/>
+            </w:pPr>
+            <w:r>
+              <w:rPr>
+                <w:rFonts w:ascii="TimesNewRomanPSMT" w:hAnsi="TimesNewRomanPSMT" w:eastAsia="TimesNewRomanPSMT"/>
+                <w:b w:val="0"/>
+                <w:i w:val="0"/>
+                <w:color w:val="000000"/>
+                <w:sz w:val="24"/>
+              </w:rPr>
+              <w:t xml:space="preserve">on </w:t>
+            </w:r>
+          </w:p>
+        </w:tc>
+        <w:tc>
+          <w:tcPr>
+            <w:tcW w:type="dxa" w:w="1280"/>
+            <w:tcBorders/>
+            <w:tcMar>
+              <w:start w:w="0" w:type="dxa"/>
+              <w:end w:w="0" w:type="dxa"/>
+            </w:tcMar>
+          </w:tcPr>
+          <w:p>
+            <w:pPr>
+              <w:autoSpaceDN w:val="0"/>
+              <w:autoSpaceDE w:val="0"/>
+              <w:widowControl/>
+              <w:spacing w:line="266" w:lineRule="exact" w:before="16" w:after="0"/>
+              <w:ind w:left="0" w:right="0" w:firstLine="0"/>
+              <w:jc w:val="center"/>
+            </w:pPr>
+            <w:r>
+              <w:rPr>
+                <w:rFonts w:ascii="TimesNewRomanPSMT" w:hAnsi="TimesNewRomanPSMT" w:eastAsia="TimesNewRomanPSMT"/>
+                <w:b w:val="0"/>
+                <w:i w:val="0"/>
+                <w:color w:val="000000"/>
+                <w:sz w:val="24"/>
+              </w:rPr>
+              <w:t xml:space="preserve">November </w:t>
+            </w:r>
+          </w:p>
+        </w:tc>
+        <w:tc>
+          <w:tcPr>
+            <w:tcW w:type="dxa" w:w="580"/>
+            <w:tcBorders/>
+            <w:tcMar>
+              <w:start w:w="0" w:type="dxa"/>
+              <w:end w:w="0" w:type="dxa"/>
+            </w:tcMar>
+          </w:tcPr>
+          <w:p>
+            <w:pPr>
+              <w:autoSpaceDN w:val="0"/>
+              <w:autoSpaceDE w:val="0"/>
+              <w:widowControl/>
+              <w:spacing w:line="266" w:lineRule="exact" w:before="16" w:after="0"/>
+              <w:ind w:left="0" w:right="0" w:firstLine="0"/>
+              <w:jc w:val="center"/>
+            </w:pPr>
+            <w:r>
+              <w:rPr>
+                <w:rFonts w:ascii="TimesNewRomanPSMT" w:hAnsi="TimesNewRomanPSMT" w:eastAsia="TimesNewRomanPSMT"/>
+                <w:b w:val="0"/>
+                <w:i w:val="0"/>
+                <w:color w:val="000000"/>
+                <w:sz w:val="24"/>
+              </w:rPr>
+              <w:t xml:space="preserve">21, </w:t>
+            </w:r>
+          </w:p>
+        </w:tc>
+        <w:tc>
+          <w:tcPr>
+            <w:tcW w:type="dxa" w:w="800"/>
+            <w:tcBorders/>
+            <w:tcMar>
+              <w:start w:w="0" w:type="dxa"/>
+              <w:end w:w="0" w:type="dxa"/>
+            </w:tcMar>
+          </w:tcPr>
+          <w:p>
+            <w:pPr>
+              <w:autoSpaceDN w:val="0"/>
+              <w:autoSpaceDE w:val="0"/>
+              <w:widowControl/>
+              <w:spacing w:line="266" w:lineRule="exact" w:before="16" w:after="0"/>
+              <w:ind w:left="0" w:right="0" w:firstLine="0"/>
+              <w:jc w:val="center"/>
+            </w:pPr>
+            <w:r>
+              <w:rPr>
+                <w:rFonts w:ascii="TimesNewRomanPSMT" w:hAnsi="TimesNewRomanPSMT" w:eastAsia="TimesNewRomanPSMT"/>
+                <w:b w:val="0"/>
+                <w:i w:val="0"/>
+                <w:color w:val="000000"/>
+                <w:sz w:val="24"/>
+              </w:rPr>
+              <w:t xml:space="preserve">2024. </w:t>
+            </w:r>
+          </w:p>
+        </w:tc>
+        <w:tc>
+          <w:tcPr>
+            <w:tcW w:type="dxa" w:w="960"/>
+            <w:tcBorders/>
+            <w:tcMar>
+              <w:start w:w="0" w:type="dxa"/>
+              <w:end w:w="0" w:type="dxa"/>
+            </w:tcMar>
+          </w:tcPr>
+          <w:p>
+            <w:pPr>
+              <w:autoSpaceDN w:val="0"/>
+              <w:autoSpaceDE w:val="0"/>
+              <w:widowControl/>
+              <w:spacing w:line="266" w:lineRule="exact" w:before="16" w:after="0"/>
+              <w:ind w:left="0" w:right="0" w:firstLine="0"/>
+              <w:jc w:val="center"/>
+            </w:pPr>
+            <w:r>
+              <w:rPr>
+                <w:rFonts w:ascii="TimesNewRomanPSMT" w:hAnsi="TimesNewRomanPSMT" w:eastAsia="TimesNewRomanPSMT"/>
+                <w:b w:val="0"/>
+                <w:i w:val="0"/>
+                <w:color w:val="000000"/>
+                <w:sz w:val="24"/>
+              </w:rPr>
+              <w:t xml:space="preserve">Hence, </w:t>
+            </w:r>
+          </w:p>
+        </w:tc>
+        <w:tc>
+          <w:tcPr>
+            <w:tcW w:type="dxa" w:w="560"/>
+            <w:tcBorders/>
+            <w:tcMar>
+              <w:start w:w="0" w:type="dxa"/>
+              <w:end w:w="0" w:type="dxa"/>
+            </w:tcMar>
+          </w:tcPr>
+          <w:p>
+            <w:pPr>
+              <w:autoSpaceDN w:val="0"/>
+              <w:autoSpaceDE w:val="0"/>
+              <w:widowControl/>
+              <w:spacing w:line="266" w:lineRule="exact" w:before="16" w:after="0"/>
+              <w:ind w:left="0" w:right="0" w:firstLine="0"/>
+              <w:jc w:val="center"/>
+            </w:pPr>
+            <w:r>
+              <w:rPr>
+                <w:rFonts w:ascii="TimesNewRomanPSMT" w:hAnsi="TimesNewRomanPSMT" w:eastAsia="TimesNewRomanPSMT"/>
+                <w:b w:val="0"/>
+                <w:i w:val="0"/>
+                <w:color w:val="000000"/>
+                <w:sz w:val="24"/>
+              </w:rPr>
+              <w:t xml:space="preserve">the </w:t>
+            </w:r>
+          </w:p>
+        </w:tc>
+        <w:tc>
+          <w:tcPr>
+            <w:tcW w:type="dxa" w:w="1120"/>
+            <w:tcBorders/>
+            <w:tcMar>
+              <w:start w:w="0" w:type="dxa"/>
+              <w:end w:w="0" w:type="dxa"/>
+            </w:tcMar>
+          </w:tcPr>
+          <w:p>
+            <w:pPr>
+              <w:autoSpaceDN w:val="0"/>
+              <w:autoSpaceDE w:val="0"/>
+              <w:widowControl/>
+              <w:spacing w:line="266" w:lineRule="exact" w:before="16" w:after="0"/>
+              <w:ind w:left="0" w:right="0" w:firstLine="0"/>
+              <w:jc w:val="center"/>
+            </w:pPr>
+            <w:r>
+              <w:rPr>
+                <w:rFonts w:ascii="TimesNewRomanPSMT" w:hAnsi="TimesNewRomanPSMT" w:eastAsia="TimesNewRomanPSMT"/>
+                <w:b w:val="0"/>
+                <w:i w:val="0"/>
+                <w:color w:val="000000"/>
+                <w:sz w:val="24"/>
+              </w:rPr>
+              <w:t xml:space="preserve">Standard </w:t>
+            </w:r>
+          </w:p>
+        </w:tc>
+        <w:tc>
+          <w:tcPr>
+            <w:tcW w:type="dxa" w:w="1300"/>
+            <w:tcBorders/>
+            <w:tcMar>
+              <w:start w:w="0" w:type="dxa"/>
+              <w:end w:w="0" w:type="dxa"/>
+            </w:tcMar>
+          </w:tcPr>
+          <w:p>
+            <w:pPr>
+              <w:autoSpaceDN w:val="0"/>
+              <w:autoSpaceDE w:val="0"/>
+              <w:widowControl/>
+              <w:spacing w:line="266" w:lineRule="exact" w:before="16" w:after="0"/>
+              <w:ind w:left="0" w:right="0" w:firstLine="0"/>
+              <w:jc w:val="center"/>
+            </w:pPr>
+            <w:r>
+              <w:rPr>
+                <w:rFonts w:ascii="TimesNewRomanPSMT" w:hAnsi="TimesNewRomanPSMT" w:eastAsia="TimesNewRomanPSMT"/>
+                <w:b w:val="0"/>
+                <w:i w:val="0"/>
+                <w:color w:val="000000"/>
+                <w:sz w:val="24"/>
+              </w:rPr>
+              <w:t xml:space="preserve">Provisions </w:t>
+            </w:r>
+          </w:p>
+        </w:tc>
+        <w:tc>
+          <w:tcPr>
+            <w:tcW w:type="dxa" w:w="460"/>
+            <w:tcBorders/>
+            <w:tcMar>
+              <w:start w:w="0" w:type="dxa"/>
+              <w:end w:w="0" w:type="dxa"/>
+            </w:tcMar>
+          </w:tcPr>
+          <w:p>
+            <w:pPr>
+              <w:autoSpaceDN w:val="0"/>
+              <w:autoSpaceDE w:val="0"/>
+              <w:widowControl/>
+              <w:spacing w:line="266" w:lineRule="exact" w:before="16" w:after="0"/>
+              <w:ind w:left="0" w:right="0" w:firstLine="0"/>
+              <w:jc w:val="center"/>
+            </w:pPr>
+            <w:r>
+              <w:rPr>
+                <w:rFonts w:ascii="TimesNewRomanPSMT" w:hAnsi="TimesNewRomanPSMT" w:eastAsia="TimesNewRomanPSMT"/>
+                <w:b w:val="0"/>
+                <w:i w:val="0"/>
+                <w:color w:val="000000"/>
+                <w:sz w:val="24"/>
+              </w:rPr>
+              <w:t xml:space="preserve">to </w:t>
+            </w:r>
+          </w:p>
+        </w:tc>
+        <w:tc>
+          <w:tcPr>
+            <w:tcW w:type="dxa" w:w="560"/>
+            <w:tcBorders/>
+            <w:tcMar>
+              <w:start w:w="0" w:type="dxa"/>
+              <w:end w:w="0" w:type="dxa"/>
+            </w:tcMar>
+          </w:tcPr>
+          <w:p>
+            <w:pPr>
+              <w:autoSpaceDN w:val="0"/>
+              <w:autoSpaceDE w:val="0"/>
+              <w:widowControl/>
+              <w:spacing w:line="266" w:lineRule="exact" w:before="16" w:after="0"/>
+              <w:ind w:left="0" w:right="0" w:firstLine="0"/>
+              <w:jc w:val="center"/>
+            </w:pPr>
+            <w:r>
+              <w:rPr>
+                <w:rFonts w:ascii="TimesNewRomanPSMT" w:hAnsi="TimesNewRomanPSMT" w:eastAsia="TimesNewRomanPSMT"/>
+                <w:b w:val="0"/>
+                <w:i w:val="0"/>
+                <w:color w:val="000000"/>
+                <w:sz w:val="24"/>
+              </w:rPr>
+              <w:t xml:space="preserve">the </w:t>
+            </w:r>
+          </w:p>
+        </w:tc>
+        <w:tc>
+          <w:tcPr>
+            <w:tcW w:type="dxa" w:w="1400"/>
+            <w:tcBorders/>
+            <w:tcMar>
+              <w:start w:w="0" w:type="dxa"/>
+              <w:end w:w="0" w:type="dxa"/>
+            </w:tcMar>
+          </w:tcPr>
+          <w:p>
+            <w:pPr>
+              <w:autoSpaceDN w:val="0"/>
+              <w:autoSpaceDE w:val="0"/>
+              <w:widowControl/>
+              <w:spacing w:line="266" w:lineRule="exact" w:before="16" w:after="0"/>
+              <w:ind w:left="114" w:right="0" w:firstLine="0"/>
+              <w:jc w:val="left"/>
+            </w:pPr>
+            <w:r>
+              <w:rPr>
+                <w:rFonts w:ascii="TimesNewRomanPSMT" w:hAnsi="TimesNewRomanPSMT" w:eastAsia="TimesNewRomanPSMT"/>
+                <w:b w:val="0"/>
+                <w:i w:val="0"/>
+                <w:color w:val="000000"/>
+                <w:sz w:val="24"/>
+              </w:rPr>
+              <w:t xml:space="preserve">Contribution </w:t>
+            </w:r>
+          </w:p>
+        </w:tc>
+      </w:tr>
+    </w:tbl>
+    <w:p>
+      <w:pPr>
+        <w:autoSpaceDN w:val="0"/>
+        <w:autoSpaceDE w:val="0"/>
+        <w:widowControl/>
+        <w:spacing w:line="294" w:lineRule="exact" w:before="0" w:after="0"/>
+        <w:ind w:left="0" w:right="22" w:firstLine="0"/>
+        <w:jc w:val="both"/>
+      </w:pPr>
+      <w:r>
+        <w:rPr>
+          <w:rFonts w:ascii="TimesNewRomanPSMT" w:hAnsi="TimesNewRomanPSMT" w:eastAsia="TimesNewRomanPSMT"/>
+          <w:b w:val="0"/>
+          <w:i w:val="0"/>
+          <w:color w:val="000000"/>
+          <w:sz w:val="24"/>
+        </w:rPr>
+        <w:t xml:space="preserve">Agreement/Arrangement, Financial Procedures Agreement Template, Governance Framework, </w:t>
+      </w:r>
+      <w:r>
+        <w:rPr>
+          <w:rFonts w:ascii="TimesNewRomanPSMT" w:hAnsi="TimesNewRomanPSMT" w:eastAsia="TimesNewRomanPSMT"/>
+          <w:b w:val="0"/>
+          <w:i w:val="0"/>
+          <w:color w:val="000000"/>
+          <w:sz w:val="24"/>
+        </w:rPr>
+        <w:t xml:space="preserve">Operations Manual, and Funding Request Template are finalized and adopted by the Governing </w:t>
+      </w:r>
+      <w:r>
+        <w:rPr>
+          <w:rFonts w:ascii="TimesNewRomanPSMT" w:hAnsi="TimesNewRomanPSMT" w:eastAsia="TimesNewRomanPSMT"/>
+          <w:b w:val="0"/>
+          <w:i w:val="0"/>
+          <w:color w:val="000000"/>
+          <w:sz w:val="24"/>
+        </w:rPr>
+        <w:t xml:space="preserve">Committee as of December 2, 2024. </w:t>
+      </w:r>
+    </w:p>
+    <w:p>
+      <w:pPr>
+        <w:autoSpaceDN w:val="0"/>
+        <w:autoSpaceDE w:val="0"/>
+        <w:widowControl/>
+        <w:spacing w:line="298" w:lineRule="exact" w:before="158" w:after="0"/>
+        <w:ind w:left="0" w:right="0" w:firstLine="0"/>
+        <w:jc w:val="left"/>
+      </w:pPr>
+      <w:r>
+        <w:rPr>
+          <w:rFonts w:ascii="TimesNewRomanPSMT" w:hAnsi="TimesNewRomanPSMT" w:eastAsia="TimesNewRomanPSMT"/>
+          <w:b w:val="0"/>
+          <w:i w:val="0"/>
+          <w:color w:val="000000"/>
+          <w:sz w:val="24"/>
+        </w:rPr>
+        <w:t xml:space="preserve">For the Funding Request Template, language will be proposed by Ukraine on the process for </w:t>
+      </w:r>
+      <w:r>
+        <w:rPr>
+          <w:rFonts w:ascii="TimesNewRomanPSMT" w:hAnsi="TimesNewRomanPSMT" w:eastAsia="TimesNewRomanPSMT"/>
+          <w:b w:val="0"/>
+          <w:i w:val="0"/>
+          <w:color w:val="000000"/>
+          <w:sz w:val="24"/>
+        </w:rPr>
+        <w:t xml:space="preserve">endorsing proposals and will be inserted accordingly after the Voting Members are informed. </w:t>
       </w:r>
     </w:p>
     <w:sectPr>
       <w:pgSz w:w="12240" w:h="15840"/>
-      <w:pgMar w:top="720" w:right="720" w:bottom="720" w:left="720" w:header="720" w:footer="720" w:gutter="0"/>
-      <w:cols w:space="720"/>
+      <w:pgMar w:top="724" w:right="1358" w:bottom="740" w:left="1440" w:header="720" w:footer="720" w:gutter="0"/>
+      <w:cols/>
       <w:docGrid w:linePitch="360"/>
     </w:sectPr>
   </w:body>
